--- a/Site-emprunt-multimédia/CPNV_MEDIA-JUNIOR-ENTREPRISE_Teams-2627-AJI - 0000_materiel_multimédia/Gestion de projet/PV/PV_16_09_2026.docx
+++ b/Site-emprunt-multimédia/CPNV_MEDIA-JUNIOR-ENTREPRISE_Teams-2627-AJI - 0000_materiel_multimédia/Gestion de projet/PV/PV_16_09_2026.docx
@@ -15,9 +15,8 @@
           <w:sz w:val="22"/>
           <w:szCs w:val="22"/>
         </w:rPr>
-        <w:t xml:space="preserve">Projet carte de </w:t>
-      </w:r>
-      <w:proofErr w:type="spellStart"/>
+        <w:t xml:space="preserve">Projet </w:t>
+      </w:r>
       <w:r>
         <w:rPr>
           <w:b/>
@@ -26,9 +25,8 @@
           <w:sz w:val="22"/>
           <w:szCs w:val="22"/>
         </w:rPr>
-        <w:t>voeux</w:t>
-      </w:r>
-      <w:proofErr w:type="spellEnd"/>
+        <w:t>Site emprunt</w:t>
+      </w:r>
     </w:p>
     <w:p>
       <w:pPr>
@@ -984,7 +982,6 @@
           <w:tab w:val="left" w:pos="7470"/>
         </w:tabs>
         <w:contextualSpacing/>
-        <w:cnfStyle w:val="001000000000" w:firstRow="0" w:lastRow="0" w:firstColumn="1" w:lastColumn="0" w:oddVBand="0" w:evenVBand="0" w:oddHBand="0" w:evenHBand="0" w:firstRowFirstColumn="0" w:firstRowLastColumn="0" w:lastRowFirstColumn="0" w:lastRowLastColumn="0"/>
         <w:rPr>
           <w:b/>
           <w:bCs/>
@@ -1018,7 +1015,6 @@
           <w:tab w:val="left" w:pos="7470"/>
         </w:tabs>
         <w:contextualSpacing/>
-        <w:cnfStyle w:val="001000000000" w:firstRow="0" w:lastRow="0" w:firstColumn="1" w:lastColumn="0" w:oddVBand="0" w:evenVBand="0" w:oddHBand="0" w:evenHBand="0" w:firstRowFirstColumn="0" w:firstRowLastColumn="0" w:lastRowFirstColumn="0" w:lastRowLastColumn="0"/>
         <w:rPr>
           <w:b/>
           <w:bCs/>
@@ -1044,7 +1040,6 @@
           <w:tab w:val="left" w:pos="7470"/>
         </w:tabs>
         <w:contextualSpacing/>
-        <w:cnfStyle w:val="001000000000" w:firstRow="0" w:lastRow="0" w:firstColumn="1" w:lastColumn="0" w:oddVBand="0" w:evenVBand="0" w:oddHBand="0" w:evenHBand="0" w:firstRowFirstColumn="0" w:firstRowLastColumn="0" w:lastRowFirstColumn="0" w:lastRowLastColumn="0"/>
         <w:rPr>
           <w:b/>
           <w:bCs/>
@@ -1065,7 +1060,6 @@
           <w:tab w:val="left" w:pos="7470"/>
         </w:tabs>
         <w:contextualSpacing/>
-        <w:cnfStyle w:val="001000000000" w:firstRow="0" w:lastRow="0" w:firstColumn="1" w:lastColumn="0" w:oddVBand="0" w:evenVBand="0" w:oddHBand="0" w:evenHBand="0" w:firstRowFirstColumn="0" w:firstRowLastColumn="0" w:lastRowFirstColumn="0" w:lastRowLastColumn="0"/>
         <w:rPr>
           <w:b/>
           <w:bCs/>
@@ -1086,7 +1080,6 @@
           <w:tab w:val="left" w:pos="7470"/>
         </w:tabs>
         <w:contextualSpacing/>
-        <w:cnfStyle w:val="001000000000" w:firstRow="0" w:lastRow="0" w:firstColumn="1" w:lastColumn="0" w:oddVBand="0" w:evenVBand="0" w:oddHBand="0" w:evenHBand="0" w:firstRowFirstColumn="0" w:firstRowLastColumn="0" w:lastRowFirstColumn="0" w:lastRowLastColumn="0"/>
         <w:rPr>
           <w:b/>
           <w:bCs/>
@@ -1107,7 +1100,6 @@
           <w:tab w:val="left" w:pos="7470"/>
         </w:tabs>
         <w:contextualSpacing/>
-        <w:cnfStyle w:val="001000000000" w:firstRow="0" w:lastRow="0" w:firstColumn="1" w:lastColumn="0" w:oddVBand="0" w:evenVBand="0" w:oddHBand="0" w:evenHBand="0" w:firstRowFirstColumn="0" w:firstRowLastColumn="0" w:lastRowFirstColumn="0" w:lastRowLastColumn="0"/>
         <w:rPr>
           <w:b/>
           <w:bCs/>
@@ -1128,7 +1120,6 @@
           <w:tab w:val="left" w:pos="7470"/>
         </w:tabs>
         <w:contextualSpacing/>
-        <w:cnfStyle w:val="001000000000" w:firstRow="0" w:lastRow="0" w:firstColumn="1" w:lastColumn="0" w:oddVBand="0" w:evenVBand="0" w:oddHBand="0" w:evenHBand="0" w:firstRowFirstColumn="0" w:firstRowLastColumn="0" w:lastRowFirstColumn="0" w:lastRowLastColumn="0"/>
         <w:rPr>
           <w:b/>
           <w:bCs/>
@@ -1149,7 +1140,6 @@
           <w:tab w:val="left" w:pos="7470"/>
         </w:tabs>
         <w:contextualSpacing/>
-        <w:cnfStyle w:val="001000000000" w:firstRow="0" w:lastRow="0" w:firstColumn="1" w:lastColumn="0" w:oddVBand="0" w:evenVBand="0" w:oddHBand="0" w:evenHBand="0" w:firstRowFirstColumn="0" w:firstRowLastColumn="0" w:lastRowFirstColumn="0" w:lastRowLastColumn="0"/>
         <w:rPr>
           <w:b/>
           <w:bCs/>
@@ -1170,7 +1160,6 @@
           <w:tab w:val="left" w:pos="7470"/>
         </w:tabs>
         <w:contextualSpacing/>
-        <w:cnfStyle w:val="001000000000" w:firstRow="0" w:lastRow="0" w:firstColumn="1" w:lastColumn="0" w:oddVBand="0" w:evenVBand="0" w:oddHBand="0" w:evenHBand="0" w:firstRowFirstColumn="0" w:firstRowLastColumn="0" w:lastRowFirstColumn="0" w:lastRowLastColumn="0"/>
         <w:rPr>
           <w:b/>
           <w:bCs/>
@@ -1281,13 +1270,7 @@
         <w:rPr>
           <w:rStyle w:val="fui-styledtext"/>
         </w:rPr>
-        <w:t xml:space="preserve"> (Client)</w:t>
-      </w:r>
-      <w:r>
-        <w:rPr>
-          <w:rStyle w:val="fui-styledtext"/>
-        </w:rPr>
-        <w:t xml:space="preserve"> nous envois </w:t>
+        <w:t xml:space="preserve"> (Client) nous envois </w:t>
       </w:r>
       <w:proofErr w:type="spellStart"/>
       <w:r>
@@ -1751,8 +1734,13 @@
             </w:r>
             <w:proofErr w:type="spellEnd"/>
             <w:r>
-              <w:t xml:space="preserve"> Jaccobi</w:t>
-            </w:r>
+              <w:t xml:space="preserve"> </w:t>
+            </w:r>
+            <w:proofErr w:type="spellStart"/>
+            <w:r>
+              <w:t>Jaccobi</w:t>
+            </w:r>
+            <w:proofErr w:type="spellEnd"/>
           </w:p>
         </w:tc>
         <w:tc>
@@ -3295,6 +3283,15 @@
 </file>
 
 <file path=customXml/item1.xml><?xml version="1.0" encoding="utf-8"?>
+<?mso-contentType ?>
+<FormTemplates xmlns="http://schemas.microsoft.com/sharepoint/v3/contenttype/forms">
+  <Display>DocumentLibraryForm</Display>
+  <Edit>DocumentLibraryForm</Edit>
+  <New>DocumentLibraryForm</New>
+</FormTemplates>
+</file>
+
+<file path=customXml/item2.xml><?xml version="1.0" encoding="utf-8"?>
 <ct:contentTypeSchema xmlns:ct="http://schemas.microsoft.com/office/2006/metadata/contentType" xmlns:ma="http://schemas.microsoft.com/office/2006/metadata/properties/metaAttributes" ct:_="" ma:_="" ma:contentTypeName="Document" ma:contentTypeID="0x01010010C4EC33272888438EF03C347CBC4CB7" ma:contentTypeVersion="11" ma:contentTypeDescription="Crée un document." ma:contentTypeScope="" ma:versionID="2073dadaf97adf825068798ae6f37fc6">
   <xsd:schema xmlns:xsd="http://www.w3.org/2001/XMLSchema" xmlns:xs="http://www.w3.org/2001/XMLSchema" xmlns:p="http://schemas.microsoft.com/office/2006/metadata/properties" xmlns:ns2="ae7e04d0-6b12-4d3b-9f8a-75c44f8e1194" targetNamespace="http://schemas.microsoft.com/office/2006/metadata/properties" ma:root="true" ma:fieldsID="a520961d0fbcfb65403c33e2efd42a1a" ns2:_="">
     <xsd:import namespace="ae7e04d0-6b12-4d3b-9f8a-75c44f8e1194"/>
@@ -3478,15 +3475,6 @@
 </ct:contentTypeSchema>
 </file>
 
-<file path=customXml/item2.xml><?xml version="1.0" encoding="utf-8"?>
-<?mso-contentType ?>
-<FormTemplates xmlns="http://schemas.microsoft.com/sharepoint/v3/contenttype/forms">
-  <Display>DocumentLibraryForm</Display>
-  <Edit>DocumentLibraryForm</Edit>
-  <New>DocumentLibraryForm</New>
-</FormTemplates>
-</file>
-
 <file path=customXml/item3.xml><?xml version="1.0" encoding="utf-8"?>
 <p:properties xmlns:p="http://schemas.microsoft.com/office/2006/metadata/properties" xmlns:xsi="http://www.w3.org/2001/XMLSchema-instance" xmlns:pc="http://schemas.microsoft.com/office/infopath/2007/PartnerControls">
   <documentManagement>
@@ -3498,6 +3486,14 @@
 </file>
 
 <file path=customXml/itemProps1.xml><?xml version="1.0" encoding="utf-8"?>
+<ds:datastoreItem xmlns:ds="http://schemas.openxmlformats.org/officeDocument/2006/customXml" ds:itemID="{CEB7855C-4AD1-402A-B998-98AA7D8A5F88}">
+  <ds:schemaRefs>
+    <ds:schemaRef ds:uri="http://schemas.microsoft.com/sharepoint/v3/contenttype/forms"/>
+  </ds:schemaRefs>
+</ds:datastoreItem>
+</file>
+
+<file path=customXml/itemProps2.xml><?xml version="1.0" encoding="utf-8"?>
 <ds:datastoreItem xmlns:ds="http://schemas.openxmlformats.org/officeDocument/2006/customXml" ds:itemID="{77AC39F6-12CB-4A6D-A102-48FEEB7C1AA7}">
   <ds:schemaRefs>
     <ds:schemaRef ds:uri="http://schemas.microsoft.com/office/2006/metadata/contentType"/>
@@ -3515,14 +3511,6 @@
 </ds:datastoreItem>
 </file>
 
-<file path=customXml/itemProps2.xml><?xml version="1.0" encoding="utf-8"?>
-<ds:datastoreItem xmlns:ds="http://schemas.openxmlformats.org/officeDocument/2006/customXml" ds:itemID="{CEB7855C-4AD1-402A-B998-98AA7D8A5F88}">
-  <ds:schemaRefs>
-    <ds:schemaRef ds:uri="http://schemas.microsoft.com/sharepoint/v3/contenttype/forms"/>
-  </ds:schemaRefs>
-</ds:datastoreItem>
-</file>
-
 <file path=customXml/itemProps3.xml><?xml version="1.0" encoding="utf-8"?>
 <ds:datastoreItem xmlns:ds="http://schemas.openxmlformats.org/officeDocument/2006/customXml" ds:itemID="{22C72384-61E2-4A34-9EDA-56D25BC579DA}">
   <ds:schemaRefs>
